--- a/examples/documents/课文跟读-7上-Starter Unit 1 Hello.docx
+++ b/examples/documents/课文跟读-7上-Starter Unit 1 Hello.docx
@@ -405,6 +405,7 @@
       <w:pPr>
         <w:widowControl/>
         <w:numPr>
+          <w:ilvl w:val="0"/>
           <w:numId w:val="0"/>
         </w:numPr>
         <w:tabs>
@@ -414,8 +415,6 @@
         <w:ind w:leftChars="0"/>
         <w:jc w:val="left"/>
       </w:pPr>
-      <w:bookmarkStart w:id="0" w:name="_GoBack"/>
-      <w:bookmarkEnd w:id="0"/>
       <w:r>
         <w:rPr>
           <w:rFonts w:ascii="Times New Roman" w:hAnsi="Times New Roman" w:eastAsia="宋体" w:cs="Times New Roman"/>
@@ -446,6 +445,7 @@
       <w:pPr>
         <w:widowControl/>
         <w:numPr>
+          <w:ilvl w:val="0"/>
           <w:numId w:val="0"/>
         </w:numPr>
         <w:tabs>
@@ -1361,11 +1361,21 @@
       </w:pPr>
       <w:r>
         <w:rPr>
-          <w:rFonts w:ascii="Times New Roman" w:hAnsi="Times New Roman" w:eastAsia="宋体" w:cs="Times New Roman"/>
+          <w:rFonts w:hint="default" w:cs="Times New Roman"/>
           <w:b w:val="0"/>
           <w:sz w:val="24"/>
-        </w:rPr>
-        <w:t>Teng Fei</w:t>
+          <w:lang w:val="en-US" w:eastAsia="zh-CN"/>
+        </w:rPr>
+        <w:t>X</w:t>
+      </w:r>
+      <w:r>
+        <w:rPr>
+          <w:rFonts w:hint="eastAsia" w:cs="Times New Roman"/>
+          <w:b w:val="0"/>
+          <w:sz w:val="24"/>
+          <w:lang w:val="en-US" w:eastAsia="zh-CN"/>
+        </w:rPr>
+        <w:t>iao ming</w:t>
       </w:r>
       <w:r>
         <w:rPr>
@@ -1560,7 +1570,17 @@
           <w:b w:val="0"/>
           <w:sz w:val="24"/>
         </w:rPr>
-        <w:t>Nice to meet you, Emma.</w:t>
+        <w:t>N</w:t>
+      </w:r>
+      <w:bookmarkStart w:id="0" w:name="_GoBack"/>
+      <w:bookmarkEnd w:id="0"/>
+      <w:r>
+        <w:rPr>
+          <w:rFonts w:ascii="Times New Roman" w:hAnsi="Times New Roman" w:eastAsia="宋体" w:cs="Times New Roman"/>
+          <w:b w:val="0"/>
+          <w:sz w:val="24"/>
+        </w:rPr>
+        <w:t>ice to meet you, Emma.</w:t>
       </w:r>
     </w:p>
     <w:p>
@@ -15266,7 +15286,7 @@
 </file>
 
 <file path=customXml/item1.xml><?xml version="1.0" encoding="utf-8"?>
-<b:Sources xmlns:b="http://schemas.openxmlformats.org/officeDocument/2006/bibliography" xmlns="http://schemas.openxmlformats.org/officeDocument/2006/bibliography" SelectedStyle="/APA.XSL" StyleName="APA"/>
+<b:Sources xmlns:b="http://schemas.openxmlformats.org/officeDocument/2006/bibliography" xmlns="http://schemas.openxmlformats.org/officeDocument/2006/bibliography" StyleName="APA" SelectedStyle="/APA.XSL"/>
 </file>
 
 <file path=customXml/itemProps1.xml><?xml version="1.0" encoding="utf-8"?>
